--- a/document/CV_Nathanael_Saguintaah_.docx
+++ b/document/CV_Nathanael_Saguintaah_.docx
@@ -20,16 +20,10 @@
         <w:tblLook w:val="0000" w:firstRow="0" w:lastRow="0" w:firstColumn="0" w:lastColumn="0" w:noHBand="0" w:noVBand="0"/>
       </w:tblPr>
       <w:tblGrid>
-        <w:gridCol w:w="2782"/>
-        <w:gridCol w:w="9124"/>
+        <w:gridCol w:w="3069"/>
+        <w:gridCol w:w="8837"/>
       </w:tblGrid>
       <w:tr>
-        <w:tblPrEx>
-          <w:tblCellMar>
-            <w:top w:w="0" w:type="dxa"/>
-            <w:bottom w:w="0" w:type="dxa"/>
-          </w:tblCellMar>
-        </w:tblPrEx>
         <w:trPr>
           <w:cantSplit/>
           <w:trHeight w:val="16700"/>
@@ -51,13 +45,16 @@
                 <w:bottom w:val="single" w:sz="4" w:space="4" w:color="3A4766"/>
               </w:pBdr>
               <w:spacing w:after="90"/>
+              <w:rPr>
+                <w:color w:val="2E74B5" w:themeColor="accent5" w:themeShade="BF"/>
+              </w:rPr>
             </w:pPr>
             <w:r>
               <w:rPr>
                 <w:rFonts w:ascii="Calibri" w:eastAsia="Calibri" w:hAnsi="Calibri" w:cs="Calibri"/>
                 <w:b/>
                 <w:bCs/>
-                <w:color w:val="1F8A70"/>
+                <w:color w:val="2E74B5" w:themeColor="accent5" w:themeShade="BF"/>
                 <w:sz w:val="18"/>
                 <w:szCs w:val="18"/>
               </w:rPr>
@@ -97,29 +94,28 @@
               <w:spacing w:after="60"/>
             </w:pPr>
             <w:r>
-              <w:rPr>
-                <w:rFonts w:ascii="Calibri" w:eastAsia="Calibri" w:hAnsi="Calibri" w:cs="Calibri"/>
-                <w:color w:val="FFFFFF"/>
-                <w:sz w:val="18"/>
-                <w:szCs w:val="18"/>
-              </w:rPr>
-              <w:t>winidorc1@gmail.com</w:t>
+              <w:t>saguintaah.nathanael@gmail.com</w:t>
             </w:r>
           </w:p>
           <w:p>
             <w:pPr>
               <w:spacing w:after="60"/>
+              <w:rPr>
+                <w:color w:val="2E74B5" w:themeColor="accent5" w:themeShade="BF"/>
+              </w:rPr>
             </w:pPr>
             <w:hyperlink r:id="rId5" w:history="1">
+              <w:proofErr w:type="spellStart"/>
               <w:r>
                 <w:rPr>
                   <w:rFonts w:ascii="Calibri" w:eastAsia="Calibri" w:hAnsi="Calibri" w:cs="Calibri"/>
-                  <w:color w:val="8FD9C4"/>
+                  <w:color w:val="2E74B5" w:themeColor="accent5" w:themeShade="BF"/>
                   <w:sz w:val="18"/>
                   <w:szCs w:val="18"/>
                 </w:rPr>
                 <w:t>saguintaah-nathanael.vercel.app</w:t>
               </w:r>
+              <w:proofErr w:type="spellEnd"/>
             </w:hyperlink>
           </w:p>
           <w:p>
@@ -128,13 +124,16 @@
                 <w:bottom w:val="single" w:sz="4" w:space="4" w:color="3A4766"/>
               </w:pBdr>
               <w:spacing w:before="260" w:after="90"/>
+              <w:rPr>
+                <w:color w:val="2E74B5" w:themeColor="accent5" w:themeShade="BF"/>
+              </w:rPr>
             </w:pPr>
             <w:r>
               <w:rPr>
                 <w:rFonts w:ascii="Calibri" w:eastAsia="Calibri" w:hAnsi="Calibri" w:cs="Calibri"/>
                 <w:b/>
                 <w:bCs/>
-                <w:color w:val="1F8A70"/>
+                <w:color w:val="2E74B5" w:themeColor="accent5" w:themeShade="BF"/>
                 <w:sz w:val="18"/>
                 <w:szCs w:val="18"/>
               </w:rPr>
@@ -206,8 +205,39 @@
                 <w:sz w:val="17"/>
                 <w:szCs w:val="17"/>
               </w:rPr>
-              <w:t>PHP, Laravel 12, Filament, Livewire</w:t>
-            </w:r>
+              <w:t xml:space="preserve">PHP, </w:t>
+            </w:r>
+            <w:proofErr w:type="spellStart"/>
+            <w:r>
+              <w:rPr>
+                <w:rFonts w:ascii="Calibri" w:eastAsia="Calibri" w:hAnsi="Calibri" w:cs="Calibri"/>
+                <w:color w:val="C9D2E0"/>
+                <w:sz w:val="17"/>
+                <w:szCs w:val="17"/>
+              </w:rPr>
+              <w:t>Laravel</w:t>
+            </w:r>
+            <w:proofErr w:type="spellEnd"/>
+            <w:r>
+              <w:rPr>
+                <w:rFonts w:ascii="Calibri" w:eastAsia="Calibri" w:hAnsi="Calibri" w:cs="Calibri"/>
+                <w:color w:val="C9D2E0"/>
+                <w:sz w:val="17"/>
+                <w:szCs w:val="17"/>
+              </w:rPr>
+              <w:t xml:space="preserve"> 12, Filament, </w:t>
+            </w:r>
+            <w:proofErr w:type="spellStart"/>
+            <w:r>
+              <w:rPr>
+                <w:rFonts w:ascii="Calibri" w:eastAsia="Calibri" w:hAnsi="Calibri" w:cs="Calibri"/>
+                <w:color w:val="C9D2E0"/>
+                <w:sz w:val="17"/>
+                <w:szCs w:val="17"/>
+              </w:rPr>
+              <w:t>Livewire</w:t>
+            </w:r>
+            <w:proofErr w:type="spellEnd"/>
           </w:p>
           <w:p>
             <w:pPr>
@@ -236,7 +266,27 @@
                 <w:sz w:val="17"/>
                 <w:szCs w:val="17"/>
               </w:rPr>
-              <w:t>Flutter, Dart, App Inventor (no-code)</w:t>
+              <w:t xml:space="preserve">Flutter, Dart, App </w:t>
+            </w:r>
+            <w:proofErr w:type="spellStart"/>
+            <w:r>
+              <w:rPr>
+                <w:rFonts w:ascii="Calibri" w:eastAsia="Calibri" w:hAnsi="Calibri" w:cs="Calibri"/>
+                <w:color w:val="C9D2E0"/>
+                <w:sz w:val="17"/>
+                <w:szCs w:val="17"/>
+              </w:rPr>
+              <w:t>Inventor</w:t>
+            </w:r>
+            <w:proofErr w:type="spellEnd"/>
+            <w:r>
+              <w:rPr>
+                <w:rFonts w:ascii="Calibri" w:eastAsia="Calibri" w:hAnsi="Calibri" w:cs="Calibri"/>
+                <w:color w:val="C9D2E0"/>
+                <w:sz w:val="17"/>
+                <w:szCs w:val="17"/>
+              </w:rPr>
+              <w:t xml:space="preserve"> (no-code)</w:t>
             </w:r>
           </w:p>
           <w:p>
@@ -266,8 +316,39 @@
                 <w:sz w:val="17"/>
                 <w:szCs w:val="17"/>
               </w:rPr>
-              <w:t>MySQL, Firebase Firestore</w:t>
-            </w:r>
+              <w:t xml:space="preserve">MySQL, </w:t>
+            </w:r>
+            <w:proofErr w:type="spellStart"/>
+            <w:r>
+              <w:rPr>
+                <w:rFonts w:ascii="Calibri" w:eastAsia="Calibri" w:hAnsi="Calibri" w:cs="Calibri"/>
+                <w:color w:val="C9D2E0"/>
+                <w:sz w:val="17"/>
+                <w:szCs w:val="17"/>
+              </w:rPr>
+              <w:t>Firebase</w:t>
+            </w:r>
+            <w:proofErr w:type="spellEnd"/>
+            <w:r>
+              <w:rPr>
+                <w:rFonts w:ascii="Calibri" w:eastAsia="Calibri" w:hAnsi="Calibri" w:cs="Calibri"/>
+                <w:color w:val="C9D2E0"/>
+                <w:sz w:val="17"/>
+                <w:szCs w:val="17"/>
+              </w:rPr>
+              <w:t xml:space="preserve"> </w:t>
+            </w:r>
+            <w:proofErr w:type="spellStart"/>
+            <w:r>
+              <w:rPr>
+                <w:rFonts w:ascii="Calibri" w:eastAsia="Calibri" w:hAnsi="Calibri" w:cs="Calibri"/>
+                <w:color w:val="C9D2E0"/>
+                <w:sz w:val="17"/>
+                <w:szCs w:val="17"/>
+              </w:rPr>
+              <w:t>Firestore</w:t>
+            </w:r>
+            <w:proofErr w:type="spellEnd"/>
           </w:p>
           <w:p>
             <w:pPr>
@@ -296,7 +377,47 @@
                 <w:sz w:val="17"/>
                 <w:szCs w:val="17"/>
               </w:rPr>
-              <w:t>Form Requests, rate limiting, CSRF, requêtes préparées</w:t>
+              <w:t xml:space="preserve">Form </w:t>
+            </w:r>
+            <w:proofErr w:type="spellStart"/>
+            <w:r>
+              <w:rPr>
+                <w:rFonts w:ascii="Calibri" w:eastAsia="Calibri" w:hAnsi="Calibri" w:cs="Calibri"/>
+                <w:color w:val="C9D2E0"/>
+                <w:sz w:val="17"/>
+                <w:szCs w:val="17"/>
+              </w:rPr>
+              <w:t>Requests</w:t>
+            </w:r>
+            <w:proofErr w:type="spellEnd"/>
+            <w:r>
+              <w:rPr>
+                <w:rFonts w:ascii="Calibri" w:eastAsia="Calibri" w:hAnsi="Calibri" w:cs="Calibri"/>
+                <w:color w:val="C9D2E0"/>
+                <w:sz w:val="17"/>
+                <w:szCs w:val="17"/>
+              </w:rPr>
+              <w:t xml:space="preserve">, rate </w:t>
+            </w:r>
+            <w:proofErr w:type="spellStart"/>
+            <w:r>
+              <w:rPr>
+                <w:rFonts w:ascii="Calibri" w:eastAsia="Calibri" w:hAnsi="Calibri" w:cs="Calibri"/>
+                <w:color w:val="C9D2E0"/>
+                <w:sz w:val="17"/>
+                <w:szCs w:val="17"/>
+              </w:rPr>
+              <w:t>limiting</w:t>
+            </w:r>
+            <w:proofErr w:type="spellEnd"/>
+            <w:r>
+              <w:rPr>
+                <w:rFonts w:ascii="Calibri" w:eastAsia="Calibri" w:hAnsi="Calibri" w:cs="Calibri"/>
+                <w:color w:val="C9D2E0"/>
+                <w:sz w:val="17"/>
+                <w:szCs w:val="17"/>
+              </w:rPr>
+              <w:t>, CSRF, requêtes préparées</w:t>
             </w:r>
           </w:p>
           <w:p>
@@ -326,8 +447,19 @@
                 <w:sz w:val="17"/>
                 <w:szCs w:val="17"/>
               </w:rPr>
-              <w:t>Git, GitHub, VS Code, Figma</w:t>
-            </w:r>
+              <w:t xml:space="preserve">Git, GitHub, VS Code, </w:t>
+            </w:r>
+            <w:proofErr w:type="spellStart"/>
+            <w:r>
+              <w:rPr>
+                <w:rFonts w:ascii="Calibri" w:eastAsia="Calibri" w:hAnsi="Calibri" w:cs="Calibri"/>
+                <w:color w:val="C9D2E0"/>
+                <w:sz w:val="17"/>
+                <w:szCs w:val="17"/>
+              </w:rPr>
+              <w:t>Figma</w:t>
+            </w:r>
+            <w:proofErr w:type="spellEnd"/>
           </w:p>
           <w:p>
             <w:pPr>
@@ -335,13 +467,16 @@
                 <w:bottom w:val="single" w:sz="4" w:space="4" w:color="3A4766"/>
               </w:pBdr>
               <w:spacing w:before="260" w:after="90"/>
+              <w:rPr>
+                <w:color w:val="2E74B5" w:themeColor="accent5" w:themeShade="BF"/>
+              </w:rPr>
             </w:pPr>
             <w:r>
               <w:rPr>
                 <w:rFonts w:ascii="Calibri" w:eastAsia="Calibri" w:hAnsi="Calibri" w:cs="Calibri"/>
                 <w:b/>
                 <w:bCs/>
-                <w:color w:val="1F8A70"/>
+                <w:color w:val="2E74B5" w:themeColor="accent5" w:themeShade="BF"/>
                 <w:sz w:val="18"/>
                 <w:szCs w:val="18"/>
               </w:rPr>
@@ -414,13 +549,16 @@
                 <w:bottom w:val="single" w:sz="4" w:space="4" w:color="3A4766"/>
               </w:pBdr>
               <w:spacing w:before="260" w:after="90"/>
+              <w:rPr>
+                <w:color w:val="2E74B5" w:themeColor="accent5" w:themeShade="BF"/>
+              </w:rPr>
             </w:pPr>
             <w:r>
               <w:rPr>
                 <w:rFonts w:ascii="Calibri" w:eastAsia="Calibri" w:hAnsi="Calibri" w:cs="Calibri"/>
                 <w:b/>
                 <w:bCs/>
-                <w:color w:val="1F8A70"/>
+                <w:color w:val="2E74B5" w:themeColor="accent5" w:themeShade="BF"/>
                 <w:sz w:val="18"/>
                 <w:szCs w:val="18"/>
               </w:rPr>
@@ -454,7 +592,25 @@
                 <w:sz w:val="17"/>
                 <w:szCs w:val="17"/>
               </w:rPr>
-              <w:t>SAEI-CUBE — Programme D-Clic (OIF)</w:t>
+              <w:t>SAEI-CUBE — Pro</w:t>
+            </w:r>
+            <w:r>
+              <w:rPr>
+                <w:rFonts w:ascii="Calibri" w:eastAsia="Calibri" w:hAnsi="Calibri" w:cs="Calibri"/>
+                <w:color w:val="FFFFFF"/>
+                <w:sz w:val="17"/>
+                <w:szCs w:val="17"/>
+              </w:rPr>
+              <w:t>jet</w:t>
+            </w:r>
+            <w:r>
+              <w:rPr>
+                <w:rFonts w:ascii="Calibri" w:eastAsia="Calibri" w:hAnsi="Calibri" w:cs="Calibri"/>
+                <w:color w:val="FFFFFF"/>
+                <w:sz w:val="17"/>
+                <w:szCs w:val="17"/>
+              </w:rPr>
+              <w:t xml:space="preserve"> D-Clic (OIF)</w:t>
             </w:r>
           </w:p>
           <w:p>
@@ -468,7 +624,27 @@
                 <w:sz w:val="16"/>
                 <w:szCs w:val="16"/>
               </w:rPr>
-              <w:t>Titre professionnel Bac+2 , Certificat en Développement Web et Mobile, certifié OIF</w:t>
+              <w:t>Titre professionnel Bac+</w:t>
+            </w:r>
+            <w:proofErr w:type="gramStart"/>
+            <w:r>
+              <w:rPr>
+                <w:rFonts w:ascii="Calibri" w:eastAsia="Calibri" w:hAnsi="Calibri" w:cs="Calibri"/>
+                <w:color w:val="FFFFFF"/>
+                <w:sz w:val="16"/>
+                <w:szCs w:val="16"/>
+              </w:rPr>
+              <w:t>2 ,</w:t>
+            </w:r>
+            <w:proofErr w:type="gramEnd"/>
+            <w:r>
+              <w:rPr>
+                <w:rFonts w:ascii="Calibri" w:eastAsia="Calibri" w:hAnsi="Calibri" w:cs="Calibri"/>
+                <w:color w:val="FFFFFF"/>
+                <w:sz w:val="16"/>
+                <w:szCs w:val="16"/>
+              </w:rPr>
+              <w:t xml:space="preserve"> Certificat en Développement Web et Mobile, certifié OIF</w:t>
             </w:r>
           </w:p>
           <w:p>
@@ -498,7 +674,27 @@
                 <w:sz w:val="17"/>
                 <w:szCs w:val="17"/>
               </w:rPr>
-              <w:t>Lycée de Tokoin 2</w:t>
+              <w:t xml:space="preserve">Lycée de </w:t>
+            </w:r>
+            <w:proofErr w:type="spellStart"/>
+            <w:r>
+              <w:rPr>
+                <w:rFonts w:ascii="Calibri" w:eastAsia="Calibri" w:hAnsi="Calibri" w:cs="Calibri"/>
+                <w:color w:val="FFFFFF"/>
+                <w:sz w:val="17"/>
+                <w:szCs w:val="17"/>
+              </w:rPr>
+              <w:t>Tokoin</w:t>
+            </w:r>
+            <w:proofErr w:type="spellEnd"/>
+            <w:r>
+              <w:rPr>
+                <w:rFonts w:ascii="Calibri" w:eastAsia="Calibri" w:hAnsi="Calibri" w:cs="Calibri"/>
+                <w:color w:val="FFFFFF"/>
+                <w:sz w:val="17"/>
+                <w:szCs w:val="17"/>
+              </w:rPr>
+              <w:t xml:space="preserve"> 2</w:t>
             </w:r>
           </w:p>
           <w:p>
@@ -565,13 +761,16 @@
                 <w:bottom w:val="single" w:sz="4" w:space="4" w:color="3A4766"/>
               </w:pBdr>
               <w:spacing w:before="260" w:after="90"/>
+              <w:rPr>
+                <w:color w:val="2E74B5" w:themeColor="accent5" w:themeShade="BF"/>
+              </w:rPr>
             </w:pPr>
             <w:r>
               <w:rPr>
                 <w:rFonts w:ascii="Calibri" w:eastAsia="Calibri" w:hAnsi="Calibri" w:cs="Calibri"/>
                 <w:b/>
                 <w:bCs/>
-                <w:color w:val="1F8A70"/>
+                <w:color w:val="2E74B5" w:themeColor="accent5" w:themeShade="BF"/>
                 <w:sz w:val="18"/>
                 <w:szCs w:val="18"/>
               </w:rPr>
@@ -639,13 +838,16 @@
                 <w:bottom w:val="single" w:sz="10" w:space="6" w:color="1F8A70"/>
               </w:pBdr>
               <w:spacing w:after="100"/>
+              <w:rPr>
+                <w:color w:val="2E74B5" w:themeColor="accent5" w:themeShade="BF"/>
+              </w:rPr>
             </w:pPr>
             <w:r>
               <w:rPr>
                 <w:rFonts w:ascii="Calibri" w:eastAsia="Calibri" w:hAnsi="Calibri" w:cs="Calibri"/>
                 <w:b/>
                 <w:bCs/>
-                <w:color w:val="1F8A70"/>
+                <w:color w:val="2E74B5" w:themeColor="accent5" w:themeShade="BF"/>
                 <w:sz w:val="21"/>
                 <w:szCs w:val="21"/>
               </w:rPr>
@@ -680,7 +882,160 @@
                 <w:sz w:val="17"/>
                 <w:szCs w:val="17"/>
               </w:rPr>
-              <w:t>Développeur Web &amp; Mobile certifié par l'OIF programme D-Clic , formé au développement full-stack ,Laravel , PHP natif ,MySQL  et mobile Flutter, App Inventor  à travers plusieurs projets réels menés en formation. A mis ces compétences au service d'une association en développant bénévolement une plateforme complète et complémentaire de gestion inscriptions, paiements, partenaires, avec back-office Filament, Livewire , authentification multi-guards et sécurisation applicative. Rigoureux, autonome, attentif à la logique métier et à la sécurité.</w:t>
+              <w:t>Développeur Web &amp; Mobile certifié par l'OIF programme D-</w:t>
+            </w:r>
+            <w:proofErr w:type="gramStart"/>
+            <w:r>
+              <w:rPr>
+                <w:rFonts w:ascii="Calibri" w:eastAsia="Calibri" w:hAnsi="Calibri" w:cs="Calibri"/>
+                <w:color w:val="222222"/>
+                <w:sz w:val="17"/>
+                <w:szCs w:val="17"/>
+              </w:rPr>
+              <w:t>Clic ,</w:t>
+            </w:r>
+            <w:proofErr w:type="gramEnd"/>
+            <w:r>
+              <w:rPr>
+                <w:rFonts w:ascii="Calibri" w:eastAsia="Calibri" w:hAnsi="Calibri" w:cs="Calibri"/>
+                <w:color w:val="222222"/>
+                <w:sz w:val="17"/>
+                <w:szCs w:val="17"/>
+              </w:rPr>
+              <w:t xml:space="preserve"> formé au développement full-</w:t>
+            </w:r>
+            <w:proofErr w:type="gramStart"/>
+            <w:r>
+              <w:rPr>
+                <w:rFonts w:ascii="Calibri" w:eastAsia="Calibri" w:hAnsi="Calibri" w:cs="Calibri"/>
+                <w:color w:val="222222"/>
+                <w:sz w:val="17"/>
+                <w:szCs w:val="17"/>
+              </w:rPr>
+              <w:t>stack ,</w:t>
+            </w:r>
+            <w:proofErr w:type="spellStart"/>
+            <w:r>
+              <w:rPr>
+                <w:rFonts w:ascii="Calibri" w:eastAsia="Calibri" w:hAnsi="Calibri" w:cs="Calibri"/>
+                <w:color w:val="222222"/>
+                <w:sz w:val="17"/>
+                <w:szCs w:val="17"/>
+              </w:rPr>
+              <w:t>Laravel</w:t>
+            </w:r>
+            <w:proofErr w:type="spellEnd"/>
+            <w:proofErr w:type="gramEnd"/>
+            <w:r>
+              <w:rPr>
+                <w:rFonts w:ascii="Calibri" w:eastAsia="Calibri" w:hAnsi="Calibri" w:cs="Calibri"/>
+                <w:color w:val="222222"/>
+                <w:sz w:val="17"/>
+                <w:szCs w:val="17"/>
+              </w:rPr>
+              <w:t xml:space="preserve"> , PHP </w:t>
+            </w:r>
+            <w:proofErr w:type="gramStart"/>
+            <w:r>
+              <w:rPr>
+                <w:rFonts w:ascii="Calibri" w:eastAsia="Calibri" w:hAnsi="Calibri" w:cs="Calibri"/>
+                <w:color w:val="222222"/>
+                <w:sz w:val="17"/>
+                <w:szCs w:val="17"/>
+              </w:rPr>
+              <w:t>natif ,MySQL</w:t>
+            </w:r>
+            <w:proofErr w:type="gramEnd"/>
+            <w:r>
+              <w:rPr>
+                <w:rFonts w:ascii="Calibri" w:eastAsia="Calibri" w:hAnsi="Calibri" w:cs="Calibri"/>
+                <w:color w:val="222222"/>
+                <w:sz w:val="17"/>
+                <w:szCs w:val="17"/>
+              </w:rPr>
+              <w:t xml:space="preserve">  et mobile Flutter, App </w:t>
+            </w:r>
+            <w:proofErr w:type="spellStart"/>
+            <w:proofErr w:type="gramStart"/>
+            <w:r>
+              <w:rPr>
+                <w:rFonts w:ascii="Calibri" w:eastAsia="Calibri" w:hAnsi="Calibri" w:cs="Calibri"/>
+                <w:color w:val="222222"/>
+                <w:sz w:val="17"/>
+                <w:szCs w:val="17"/>
+              </w:rPr>
+              <w:t>Inventor</w:t>
+            </w:r>
+            <w:proofErr w:type="spellEnd"/>
+            <w:r>
+              <w:rPr>
+                <w:rFonts w:ascii="Calibri" w:eastAsia="Calibri" w:hAnsi="Calibri" w:cs="Calibri"/>
+                <w:color w:val="222222"/>
+                <w:sz w:val="17"/>
+                <w:szCs w:val="17"/>
+              </w:rPr>
+              <w:t xml:space="preserve">  à</w:t>
+            </w:r>
+            <w:proofErr w:type="gramEnd"/>
+            <w:r>
+              <w:rPr>
+                <w:rFonts w:ascii="Calibri" w:eastAsia="Calibri" w:hAnsi="Calibri" w:cs="Calibri"/>
+                <w:color w:val="222222"/>
+                <w:sz w:val="17"/>
+                <w:szCs w:val="17"/>
+              </w:rPr>
+              <w:t xml:space="preserve"> travers plusieurs projets réels menés en formation. A mis ces compétences au service d'une association en développant bénévolement une plateforme complète et complémentaire de gestion inscriptions, paiements, partenaires, avec back-office Filament, </w:t>
+            </w:r>
+            <w:proofErr w:type="spellStart"/>
+            <w:proofErr w:type="gramStart"/>
+            <w:r>
+              <w:rPr>
+                <w:rFonts w:ascii="Calibri" w:eastAsia="Calibri" w:hAnsi="Calibri" w:cs="Calibri"/>
+                <w:color w:val="222222"/>
+                <w:sz w:val="17"/>
+                <w:szCs w:val="17"/>
+              </w:rPr>
+              <w:t>Livewire</w:t>
+            </w:r>
+            <w:proofErr w:type="spellEnd"/>
+            <w:r>
+              <w:rPr>
+                <w:rFonts w:ascii="Calibri" w:eastAsia="Calibri" w:hAnsi="Calibri" w:cs="Calibri"/>
+                <w:color w:val="222222"/>
+                <w:sz w:val="17"/>
+                <w:szCs w:val="17"/>
+              </w:rPr>
+              <w:t xml:space="preserve"> ,</w:t>
+            </w:r>
+            <w:proofErr w:type="gramEnd"/>
+            <w:r>
+              <w:rPr>
+                <w:rFonts w:ascii="Calibri" w:eastAsia="Calibri" w:hAnsi="Calibri" w:cs="Calibri"/>
+                <w:color w:val="222222"/>
+                <w:sz w:val="17"/>
+                <w:szCs w:val="17"/>
+              </w:rPr>
+              <w:t xml:space="preserve"> authentification multi-</w:t>
+            </w:r>
+            <w:proofErr w:type="spellStart"/>
+            <w:r>
+              <w:rPr>
+                <w:rFonts w:ascii="Calibri" w:eastAsia="Calibri" w:hAnsi="Calibri" w:cs="Calibri"/>
+                <w:color w:val="222222"/>
+                <w:sz w:val="17"/>
+                <w:szCs w:val="17"/>
+              </w:rPr>
+              <w:t>guards</w:t>
+            </w:r>
+            <w:proofErr w:type="spellEnd"/>
+            <w:r>
+              <w:rPr>
+                <w:rFonts w:ascii="Calibri" w:eastAsia="Calibri" w:hAnsi="Calibri" w:cs="Calibri"/>
+                <w:color w:val="222222"/>
+                <w:sz w:val="17"/>
+                <w:szCs w:val="17"/>
+              </w:rPr>
+              <w:t xml:space="preserve"> et sécurisation applicative. Rigoureux, autonome, attentif à la logique métier et à la sécurité.</w:t>
             </w:r>
           </w:p>
           <w:p>
@@ -734,17 +1089,57 @@
           <w:p>
             <w:pPr>
               <w:spacing w:after="25"/>
-            </w:pPr>
+              <w:rPr>
+                <w:color w:val="2E74B5" w:themeColor="accent5" w:themeShade="BF"/>
+              </w:rPr>
+            </w:pPr>
+            <w:proofErr w:type="spellStart"/>
             <w:r>
               <w:rPr>
                 <w:rFonts w:ascii="Calibri" w:eastAsia="Calibri" w:hAnsi="Calibri" w:cs="Calibri"/>
                 <w:i/>
                 <w:iCs/>
-                <w:color w:val="1F8A70"/>
+                <w:color w:val="2E74B5" w:themeColor="accent5" w:themeShade="BF"/>
                 <w:sz w:val="16"/>
                 <w:szCs w:val="16"/>
               </w:rPr>
-              <w:t>Laravel 12, Filament, Livewire, MySQL</w:t>
+              <w:t>Laravel</w:t>
+            </w:r>
+            <w:proofErr w:type="spellEnd"/>
+            <w:r>
+              <w:rPr>
+                <w:rFonts w:ascii="Calibri" w:eastAsia="Calibri" w:hAnsi="Calibri" w:cs="Calibri"/>
+                <w:i/>
+                <w:iCs/>
+                <w:color w:val="2E74B5" w:themeColor="accent5" w:themeShade="BF"/>
+                <w:sz w:val="16"/>
+                <w:szCs w:val="16"/>
+              </w:rPr>
+              <w:t xml:space="preserve"> 12, Filament, </w:t>
+            </w:r>
+            <w:proofErr w:type="spellStart"/>
+            <w:r>
+              <w:rPr>
+                <w:rFonts w:ascii="Calibri" w:eastAsia="Calibri" w:hAnsi="Calibri" w:cs="Calibri"/>
+                <w:i/>
+                <w:iCs/>
+                <w:color w:val="2E74B5" w:themeColor="accent5" w:themeShade="BF"/>
+                <w:sz w:val="16"/>
+                <w:szCs w:val="16"/>
+              </w:rPr>
+              <w:t>Livewire</w:t>
+            </w:r>
+            <w:proofErr w:type="spellEnd"/>
+            <w:r>
+              <w:rPr>
+                <w:rFonts w:ascii="Calibri" w:eastAsia="Calibri" w:hAnsi="Calibri" w:cs="Calibri"/>
+                <w:i/>
+                <w:iCs/>
+                <w:color w:val="2E74B5" w:themeColor="accent5" w:themeShade="BF"/>
+                <w:sz w:val="16"/>
+                <w:szCs w:val="16"/>
+              </w:rPr>
+              <w:t>, MySQL</w:t>
             </w:r>
           </w:p>
           <w:p>
@@ -752,6 +1147,7 @@
               <w:spacing w:after="15" w:line="225" w:lineRule="auto"/>
               <w:ind w:left="220" w:hanging="150"/>
             </w:pPr>
+            <w:proofErr w:type="gramStart"/>
             <w:r>
               <w:rPr>
                 <w:rFonts w:ascii="Calibri" w:eastAsia="Calibri" w:hAnsi="Calibri" w:cs="Calibri"/>
@@ -768,7 +1164,37 @@
                 <w:sz w:val="17"/>
                 <w:szCs w:val="17"/>
               </w:rPr>
-              <w:t>Développement d'une plateforme de gestion pour une association : inscriptions aux camps, , gestion des partenaires et suivi des investisseurs</w:t>
+              <w:t>Développement</w:t>
+            </w:r>
+            <w:proofErr w:type="gramEnd"/>
+            <w:r>
+              <w:rPr>
+                <w:rFonts w:ascii="Calibri" w:eastAsia="Calibri" w:hAnsi="Calibri" w:cs="Calibri"/>
+                <w:color w:val="222222"/>
+                <w:sz w:val="17"/>
+                <w:szCs w:val="17"/>
+              </w:rPr>
+              <w:t xml:space="preserve"> d'une plateforme de gestion pour une association : inscriptions aux camps</w:t>
+            </w:r>
+            <w:proofErr w:type="gramStart"/>
+            <w:r>
+              <w:rPr>
+                <w:rFonts w:ascii="Calibri" w:eastAsia="Calibri" w:hAnsi="Calibri" w:cs="Calibri"/>
+                <w:color w:val="222222"/>
+                <w:sz w:val="17"/>
+                <w:szCs w:val="17"/>
+              </w:rPr>
+              <w:t>, ,</w:t>
+            </w:r>
+            <w:proofErr w:type="gramEnd"/>
+            <w:r>
+              <w:rPr>
+                <w:rFonts w:ascii="Calibri" w:eastAsia="Calibri" w:hAnsi="Calibri" w:cs="Calibri"/>
+                <w:color w:val="222222"/>
+                <w:sz w:val="17"/>
+                <w:szCs w:val="17"/>
+              </w:rPr>
+              <w:t xml:space="preserve"> gestion des partenaires et suivi des investisseurs</w:t>
             </w:r>
           </w:p>
           <w:p>
@@ -776,6 +1202,7 @@
               <w:spacing w:after="15" w:line="225" w:lineRule="auto"/>
               <w:ind w:left="220" w:hanging="150"/>
             </w:pPr>
+            <w:proofErr w:type="gramStart"/>
             <w:r>
               <w:rPr>
                 <w:rFonts w:ascii="Calibri" w:eastAsia="Calibri" w:hAnsi="Calibri" w:cs="Calibri"/>
@@ -792,7 +1219,37 @@
                 <w:sz w:val="17"/>
                 <w:szCs w:val="17"/>
               </w:rPr>
-              <w:t>Mise en place d'un back-office complet avec Filament, Livewire, incluant des tableaux de bord statistiques</w:t>
+              <w:t>Mise</w:t>
+            </w:r>
+            <w:proofErr w:type="gramEnd"/>
+            <w:r>
+              <w:rPr>
+                <w:rFonts w:ascii="Calibri" w:eastAsia="Calibri" w:hAnsi="Calibri" w:cs="Calibri"/>
+                <w:color w:val="222222"/>
+                <w:sz w:val="17"/>
+                <w:szCs w:val="17"/>
+              </w:rPr>
+              <w:t xml:space="preserve"> en place d'un back-office complet avec Filament, </w:t>
+            </w:r>
+            <w:proofErr w:type="spellStart"/>
+            <w:r>
+              <w:rPr>
+                <w:rFonts w:ascii="Calibri" w:eastAsia="Calibri" w:hAnsi="Calibri" w:cs="Calibri"/>
+                <w:color w:val="222222"/>
+                <w:sz w:val="17"/>
+                <w:szCs w:val="17"/>
+              </w:rPr>
+              <w:t>Livewire</w:t>
+            </w:r>
+            <w:proofErr w:type="spellEnd"/>
+            <w:r>
+              <w:rPr>
+                <w:rFonts w:ascii="Calibri" w:eastAsia="Calibri" w:hAnsi="Calibri" w:cs="Calibri"/>
+                <w:color w:val="222222"/>
+                <w:sz w:val="17"/>
+                <w:szCs w:val="17"/>
+              </w:rPr>
+              <w:t>, incluant des tableaux de bord statistiques</w:t>
             </w:r>
           </w:p>
           <w:p>
@@ -800,6 +1257,7 @@
               <w:spacing w:after="15" w:line="225" w:lineRule="auto"/>
               <w:ind w:left="220" w:hanging="150"/>
             </w:pPr>
+            <w:proofErr w:type="gramStart"/>
             <w:r>
               <w:rPr>
                 <w:rFonts w:ascii="Calibri" w:eastAsia="Calibri" w:hAnsi="Calibri" w:cs="Calibri"/>
@@ -816,14 +1274,56 @@
                 <w:sz w:val="17"/>
                 <w:szCs w:val="17"/>
               </w:rPr>
-              <w:t>Deux guards d'authentification distincts (back-office, espace investisseur), avec workflows métier modélisés par enums</w:t>
-            </w:r>
+              <w:t>Deux</w:t>
+            </w:r>
+            <w:proofErr w:type="gramEnd"/>
+            <w:r>
+              <w:rPr>
+                <w:rFonts w:ascii="Calibri" w:eastAsia="Calibri" w:hAnsi="Calibri" w:cs="Calibri"/>
+                <w:color w:val="222222"/>
+                <w:sz w:val="17"/>
+                <w:szCs w:val="17"/>
+              </w:rPr>
+              <w:t xml:space="preserve"> </w:t>
+            </w:r>
+            <w:proofErr w:type="spellStart"/>
+            <w:r>
+              <w:rPr>
+                <w:rFonts w:ascii="Calibri" w:eastAsia="Calibri" w:hAnsi="Calibri" w:cs="Calibri"/>
+                <w:color w:val="222222"/>
+                <w:sz w:val="17"/>
+                <w:szCs w:val="17"/>
+              </w:rPr>
+              <w:t>guards</w:t>
+            </w:r>
+            <w:proofErr w:type="spellEnd"/>
+            <w:r>
+              <w:rPr>
+                <w:rFonts w:ascii="Calibri" w:eastAsia="Calibri" w:hAnsi="Calibri" w:cs="Calibri"/>
+                <w:color w:val="222222"/>
+                <w:sz w:val="17"/>
+                <w:szCs w:val="17"/>
+              </w:rPr>
+              <w:t xml:space="preserve"> d'authentification distincts (back-office, espace investisseur), avec workflows métier modélisés par </w:t>
+            </w:r>
+            <w:proofErr w:type="spellStart"/>
+            <w:r>
+              <w:rPr>
+                <w:rFonts w:ascii="Calibri" w:eastAsia="Calibri" w:hAnsi="Calibri" w:cs="Calibri"/>
+                <w:color w:val="222222"/>
+                <w:sz w:val="17"/>
+                <w:szCs w:val="17"/>
+              </w:rPr>
+              <w:t>enums</w:t>
+            </w:r>
+            <w:proofErr w:type="spellEnd"/>
           </w:p>
           <w:p>
             <w:pPr>
               <w:spacing w:after="15" w:line="225" w:lineRule="auto"/>
               <w:ind w:left="220" w:hanging="150"/>
             </w:pPr>
+            <w:proofErr w:type="gramStart"/>
             <w:r>
               <w:rPr>
                 <w:rFonts w:ascii="Calibri" w:eastAsia="Calibri" w:hAnsi="Calibri" w:cs="Calibri"/>
@@ -840,7 +1340,57 @@
                 <w:sz w:val="17"/>
                 <w:szCs w:val="17"/>
               </w:rPr>
-              <w:t>Sécurisation applicative : validation via Form Requests, rate limiting sur les points sensibles</w:t>
+              <w:t>Sécurisation</w:t>
+            </w:r>
+            <w:proofErr w:type="gramEnd"/>
+            <w:r>
+              <w:rPr>
+                <w:rFonts w:ascii="Calibri" w:eastAsia="Calibri" w:hAnsi="Calibri" w:cs="Calibri"/>
+                <w:color w:val="222222"/>
+                <w:sz w:val="17"/>
+                <w:szCs w:val="17"/>
+              </w:rPr>
+              <w:t xml:space="preserve"> applicative : validation via Form </w:t>
+            </w:r>
+            <w:proofErr w:type="spellStart"/>
+            <w:r>
+              <w:rPr>
+                <w:rFonts w:ascii="Calibri" w:eastAsia="Calibri" w:hAnsi="Calibri" w:cs="Calibri"/>
+                <w:color w:val="222222"/>
+                <w:sz w:val="17"/>
+                <w:szCs w:val="17"/>
+              </w:rPr>
+              <w:t>Requests</w:t>
+            </w:r>
+            <w:proofErr w:type="spellEnd"/>
+            <w:r>
+              <w:rPr>
+                <w:rFonts w:ascii="Calibri" w:eastAsia="Calibri" w:hAnsi="Calibri" w:cs="Calibri"/>
+                <w:color w:val="222222"/>
+                <w:sz w:val="17"/>
+                <w:szCs w:val="17"/>
+              </w:rPr>
+              <w:t xml:space="preserve">, rate </w:t>
+            </w:r>
+            <w:proofErr w:type="spellStart"/>
+            <w:r>
+              <w:rPr>
+                <w:rFonts w:ascii="Calibri" w:eastAsia="Calibri" w:hAnsi="Calibri" w:cs="Calibri"/>
+                <w:color w:val="222222"/>
+                <w:sz w:val="17"/>
+                <w:szCs w:val="17"/>
+              </w:rPr>
+              <w:t>limiting</w:t>
+            </w:r>
+            <w:proofErr w:type="spellEnd"/>
+            <w:r>
+              <w:rPr>
+                <w:rFonts w:ascii="Calibri" w:eastAsia="Calibri" w:hAnsi="Calibri" w:cs="Calibri"/>
+                <w:color w:val="222222"/>
+                <w:sz w:val="17"/>
+                <w:szCs w:val="17"/>
+              </w:rPr>
+              <w:t xml:space="preserve"> sur les points sensibles</w:t>
             </w:r>
           </w:p>
           <w:p>
@@ -848,6 +1398,7 @@
               <w:spacing w:after="15" w:line="225" w:lineRule="auto"/>
               <w:ind w:left="220" w:hanging="150"/>
             </w:pPr>
+            <w:proofErr w:type="gramStart"/>
             <w:r>
               <w:rPr>
                 <w:rFonts w:ascii="Calibri" w:eastAsia="Calibri" w:hAnsi="Calibri" w:cs="Calibri"/>
@@ -864,18 +1415,51 @@
                 <w:sz w:val="17"/>
                 <w:szCs w:val="17"/>
               </w:rPr>
-              <w:t>Notifications automatiques (email et en base de données) et export de documents en PDF (Dompdf)</w:t>
+              <w:t>Notifications</w:t>
+            </w:r>
+            <w:proofErr w:type="gramEnd"/>
+            <w:r>
+              <w:rPr>
+                <w:rFonts w:ascii="Calibri" w:eastAsia="Calibri" w:hAnsi="Calibri" w:cs="Calibri"/>
+                <w:color w:val="222222"/>
+                <w:sz w:val="17"/>
+                <w:szCs w:val="17"/>
+              </w:rPr>
+              <w:t xml:space="preserve"> automatiques (email et en base de données) et export de documents en PDF (</w:t>
+            </w:r>
+            <w:proofErr w:type="spellStart"/>
+            <w:r>
+              <w:rPr>
+                <w:rFonts w:ascii="Calibri" w:eastAsia="Calibri" w:hAnsi="Calibri" w:cs="Calibri"/>
+                <w:color w:val="222222"/>
+                <w:sz w:val="17"/>
+                <w:szCs w:val="17"/>
+              </w:rPr>
+              <w:t>Dompdf</w:t>
+            </w:r>
+            <w:proofErr w:type="spellEnd"/>
+            <w:r>
+              <w:rPr>
+                <w:rFonts w:ascii="Calibri" w:eastAsia="Calibri" w:hAnsi="Calibri" w:cs="Calibri"/>
+                <w:color w:val="222222"/>
+                <w:sz w:val="17"/>
+                <w:szCs w:val="17"/>
+              </w:rPr>
+              <w:t>)</w:t>
             </w:r>
           </w:p>
           <w:p>
             <w:pPr>
               <w:spacing w:after="15"/>
+              <w:rPr>
+                <w:color w:val="2E74B5" w:themeColor="accent5" w:themeShade="BF"/>
+              </w:rPr>
             </w:pPr>
             <w:hyperlink r:id="rId6" w:history="1">
               <w:r>
                 <w:rPr>
                   <w:rFonts w:ascii="Calibri" w:eastAsia="Calibri" w:hAnsi="Calibri" w:cs="Calibri"/>
-                  <w:color w:val="1F8A70"/>
+                  <w:color w:val="2E74B5" w:themeColor="accent5" w:themeShade="BF"/>
                   <w:sz w:val="18"/>
                   <w:szCs w:val="18"/>
                   <w:u w:val="single"/>
@@ -936,16 +1520,29 @@
             <w:pPr>
               <w:spacing w:after="25"/>
             </w:pPr>
+            <w:proofErr w:type="spellStart"/>
             <w:r>
               <w:rPr>
                 <w:rFonts w:ascii="Calibri" w:eastAsia="Calibri" w:hAnsi="Calibri" w:cs="Calibri"/>
                 <w:i/>
                 <w:iCs/>
-                <w:color w:val="1F8A70"/>
+                <w:color w:val="2E74B5" w:themeColor="accent5" w:themeShade="BF"/>
                 <w:sz w:val="16"/>
                 <w:szCs w:val="16"/>
               </w:rPr>
-              <w:t>Laravel 12, PHP, MySQL</w:t>
+              <w:t>Laravel</w:t>
+            </w:r>
+            <w:proofErr w:type="spellEnd"/>
+            <w:r>
+              <w:rPr>
+                <w:rFonts w:ascii="Calibri" w:eastAsia="Calibri" w:hAnsi="Calibri" w:cs="Calibri"/>
+                <w:i/>
+                <w:iCs/>
+                <w:color w:val="2E74B5" w:themeColor="accent5" w:themeShade="BF"/>
+                <w:sz w:val="16"/>
+                <w:szCs w:val="16"/>
+              </w:rPr>
+              <w:t xml:space="preserve"> 12, PHP, MySQL</w:t>
             </w:r>
           </w:p>
           <w:p>
@@ -953,6 +1550,7 @@
               <w:spacing w:after="15" w:line="225" w:lineRule="auto"/>
               <w:ind w:left="220" w:hanging="150"/>
             </w:pPr>
+            <w:proofErr w:type="gramStart"/>
             <w:r>
               <w:rPr>
                 <w:rFonts w:ascii="Calibri" w:eastAsia="Calibri" w:hAnsi="Calibri" w:cs="Calibri"/>
@@ -969,7 +1567,17 @@
                 <w:sz w:val="17"/>
                 <w:szCs w:val="17"/>
               </w:rPr>
-              <w:t>Développement d'une application de gestion de garage : véhicules, techniciens, réparations et rendez-vous, avec workflow de statuts (en attente → confirmé → réparation créée → terminé)</w:t>
+              <w:t>Développement</w:t>
+            </w:r>
+            <w:proofErr w:type="gramEnd"/>
+            <w:r>
+              <w:rPr>
+                <w:rFonts w:ascii="Calibri" w:eastAsia="Calibri" w:hAnsi="Calibri" w:cs="Calibri"/>
+                <w:color w:val="222222"/>
+                <w:sz w:val="17"/>
+                <w:szCs w:val="17"/>
+              </w:rPr>
+              <w:t xml:space="preserve"> d'une application de gestion de garage : véhicules, techniciens, réparations et rendez-vous, avec workflow de statuts (en attente → confirmé → réparation créée → terminé)</w:t>
             </w:r>
           </w:p>
           <w:p>
@@ -977,6 +1585,7 @@
               <w:spacing w:after="15" w:line="225" w:lineRule="auto"/>
               <w:ind w:left="220" w:hanging="150"/>
             </w:pPr>
+            <w:proofErr w:type="gramStart"/>
             <w:r>
               <w:rPr>
                 <w:rFonts w:ascii="Calibri" w:eastAsia="Calibri" w:hAnsi="Calibri" w:cs="Calibri"/>
@@ -993,7 +1602,17 @@
                 <w:sz w:val="17"/>
                 <w:szCs w:val="17"/>
               </w:rPr>
-              <w:t>Modélisation des relations métier : un rendez-vous confirmé génère automatiquement une réparation, assignée à un technicien</w:t>
+              <w:t>Modélisation</w:t>
+            </w:r>
+            <w:proofErr w:type="gramEnd"/>
+            <w:r>
+              <w:rPr>
+                <w:rFonts w:ascii="Calibri" w:eastAsia="Calibri" w:hAnsi="Calibri" w:cs="Calibri"/>
+                <w:color w:val="222222"/>
+                <w:sz w:val="17"/>
+                <w:szCs w:val="17"/>
+              </w:rPr>
+              <w:t xml:space="preserve"> des relations métier : un rendez-vous confirmé génère automatiquement une réparation, assignée à un technicien</w:t>
             </w:r>
           </w:p>
           <w:p>
@@ -1001,6 +1620,7 @@
               <w:spacing w:after="15" w:line="225" w:lineRule="auto"/>
               <w:ind w:left="220" w:hanging="150"/>
             </w:pPr>
+            <w:proofErr w:type="gramStart"/>
             <w:r>
               <w:rPr>
                 <w:rFonts w:ascii="Calibri" w:eastAsia="Calibri" w:hAnsi="Calibri" w:cs="Calibri"/>
@@ -1017,7 +1637,17 @@
                 <w:sz w:val="17"/>
                 <w:szCs w:val="17"/>
               </w:rPr>
-              <w:t>Règles de validation métier (dates cohérentes, immatriculation unique, statuts contrôlés) et gestion des suppressions en cascade</w:t>
+              <w:t>Règles</w:t>
+            </w:r>
+            <w:proofErr w:type="gramEnd"/>
+            <w:r>
+              <w:rPr>
+                <w:rFonts w:ascii="Calibri" w:eastAsia="Calibri" w:hAnsi="Calibri" w:cs="Calibri"/>
+                <w:color w:val="222222"/>
+                <w:sz w:val="17"/>
+                <w:szCs w:val="17"/>
+              </w:rPr>
+              <w:t xml:space="preserve"> de validation métier (dates cohérentes, immatriculation unique, statuts contrôlés) et gestion des suppressions en cascade</w:t>
             </w:r>
           </w:p>
           <w:p>
@@ -1025,6 +1655,7 @@
               <w:spacing w:after="15" w:line="225" w:lineRule="auto"/>
               <w:ind w:left="220" w:hanging="150"/>
             </w:pPr>
+            <w:proofErr w:type="gramStart"/>
             <w:r>
               <w:rPr>
                 <w:rFonts w:ascii="Calibri" w:eastAsia="Calibri" w:hAnsi="Calibri" w:cs="Calibri"/>
@@ -1041,18 +1672,31 @@
                 <w:sz w:val="17"/>
                 <w:szCs w:val="17"/>
               </w:rPr>
-              <w:t>Tableau de bord avec statistiques (véhicules en réparation, répartition des rendez-vous, activité mensuelle sur 6 mois)</w:t>
+              <w:t>Tableau</w:t>
+            </w:r>
+            <w:proofErr w:type="gramEnd"/>
+            <w:r>
+              <w:rPr>
+                <w:rFonts w:ascii="Calibri" w:eastAsia="Calibri" w:hAnsi="Calibri" w:cs="Calibri"/>
+                <w:color w:val="222222"/>
+                <w:sz w:val="17"/>
+                <w:szCs w:val="17"/>
+              </w:rPr>
+              <w:t xml:space="preserve"> de bord avec statistiques (véhicules en réparation, répartition des rendez-vous, activité mensuelle sur 6 mois)</w:t>
             </w:r>
           </w:p>
           <w:p>
             <w:pPr>
               <w:spacing w:after="15"/>
+              <w:rPr>
+                <w:color w:val="2E74B5" w:themeColor="accent5" w:themeShade="BF"/>
+              </w:rPr>
             </w:pPr>
             <w:hyperlink r:id="rId7" w:history="1">
               <w:r>
                 <w:rPr>
                   <w:rFonts w:ascii="Calibri" w:eastAsia="Calibri" w:hAnsi="Calibri" w:cs="Calibri"/>
-                  <w:color w:val="1F8A70"/>
+                  <w:color w:val="2E74B5" w:themeColor="accent5" w:themeShade="BF"/>
                   <w:sz w:val="18"/>
                   <w:szCs w:val="18"/>
                   <w:u w:val="single"/>
@@ -1095,13 +1739,16 @@
           <w:p>
             <w:pPr>
               <w:spacing w:after="25"/>
+              <w:rPr>
+                <w:color w:val="2E74B5" w:themeColor="accent5" w:themeShade="BF"/>
+              </w:rPr>
             </w:pPr>
             <w:r>
               <w:rPr>
                 <w:rFonts w:ascii="Calibri" w:eastAsia="Calibri" w:hAnsi="Calibri" w:cs="Calibri"/>
                 <w:i/>
                 <w:iCs/>
-                <w:color w:val="1F8A70"/>
+                <w:color w:val="2E74B5" w:themeColor="accent5" w:themeShade="BF"/>
                 <w:sz w:val="16"/>
                 <w:szCs w:val="16"/>
               </w:rPr>
@@ -1113,6 +1760,7 @@
               <w:spacing w:after="15" w:line="225" w:lineRule="auto"/>
               <w:ind w:left="220" w:hanging="150"/>
             </w:pPr>
+            <w:proofErr w:type="gramStart"/>
             <w:r>
               <w:rPr>
                 <w:rFonts w:ascii="Calibri" w:eastAsia="Calibri" w:hAnsi="Calibri" w:cs="Calibri"/>
@@ -1129,7 +1777,17 @@
                 <w:sz w:val="17"/>
                 <w:szCs w:val="17"/>
               </w:rPr>
-              <w:t>Développement d'une application de gestion de bibliothèque avec authentification différenciée (administrateur / lecteur)</w:t>
+              <w:t>Développement</w:t>
+            </w:r>
+            <w:proofErr w:type="gramEnd"/>
+            <w:r>
+              <w:rPr>
+                <w:rFonts w:ascii="Calibri" w:eastAsia="Calibri" w:hAnsi="Calibri" w:cs="Calibri"/>
+                <w:color w:val="222222"/>
+                <w:sz w:val="17"/>
+                <w:szCs w:val="17"/>
+              </w:rPr>
+              <w:t xml:space="preserve"> d'une application de gestion de bibliothèque avec authentification différenciée (administrateur / lecteur)</w:t>
             </w:r>
           </w:p>
           <w:p>
@@ -1137,6 +1795,7 @@
               <w:spacing w:after="15" w:line="225" w:lineRule="auto"/>
               <w:ind w:left="220" w:hanging="150"/>
             </w:pPr>
+            <w:proofErr w:type="gramStart"/>
             <w:r>
               <w:rPr>
                 <w:rFonts w:ascii="Calibri" w:eastAsia="Calibri" w:hAnsi="Calibri" w:cs="Calibri"/>
@@ -1153,7 +1812,17 @@
                 <w:sz w:val="17"/>
                 <w:szCs w:val="17"/>
               </w:rPr>
-              <w:t>Workflow complet d'emprunt : recherche dans le catalogue, demande, approbation par l'administrateur, suivi des dates de retour</w:t>
+              <w:t>Workflow</w:t>
+            </w:r>
+            <w:proofErr w:type="gramEnd"/>
+            <w:r>
+              <w:rPr>
+                <w:rFonts w:ascii="Calibri" w:eastAsia="Calibri" w:hAnsi="Calibri" w:cs="Calibri"/>
+                <w:color w:val="222222"/>
+                <w:sz w:val="17"/>
+                <w:szCs w:val="17"/>
+              </w:rPr>
+              <w:t xml:space="preserve"> complet d'emprunt : recherche dans le catalogue, demande, approbation par l'administrateur, suivi des dates de retour</w:t>
             </w:r>
           </w:p>
           <w:p>
@@ -1161,6 +1830,7 @@
               <w:spacing w:after="15" w:line="225" w:lineRule="auto"/>
               <w:ind w:left="220" w:hanging="150"/>
             </w:pPr>
+            <w:proofErr w:type="gramStart"/>
             <w:r>
               <w:rPr>
                 <w:rFonts w:ascii="Calibri" w:eastAsia="Calibri" w:hAnsi="Calibri" w:cs="Calibri"/>
@@ -1177,7 +1847,17 @@
                 <w:sz w:val="17"/>
                 <w:szCs w:val="17"/>
               </w:rPr>
-              <w:t>Calcul automatique des amendes en cas de retard, avec logique de suivi des retards</w:t>
+              <w:t>Calcul</w:t>
+            </w:r>
+            <w:proofErr w:type="gramEnd"/>
+            <w:r>
+              <w:rPr>
+                <w:rFonts w:ascii="Calibri" w:eastAsia="Calibri" w:hAnsi="Calibri" w:cs="Calibri"/>
+                <w:color w:val="222222"/>
+                <w:sz w:val="17"/>
+                <w:szCs w:val="17"/>
+              </w:rPr>
+              <w:t xml:space="preserve"> automatique des amendes en cas de retard, avec logique de suivi des retards</w:t>
             </w:r>
           </w:p>
           <w:p>
@@ -1185,6 +1865,7 @@
               <w:spacing w:after="15" w:line="225" w:lineRule="auto"/>
               <w:ind w:left="220" w:hanging="150"/>
             </w:pPr>
+            <w:proofErr w:type="gramStart"/>
             <w:r>
               <w:rPr>
                 <w:rFonts w:ascii="Calibri" w:eastAsia="Calibri" w:hAnsi="Calibri" w:cs="Calibri"/>
@@ -1201,18 +1882,51 @@
                 <w:sz w:val="17"/>
                 <w:szCs w:val="17"/>
               </w:rPr>
-              <w:t>Utilisation de requêtes préparées (mysqli) et de sessions PHP pour la sécurité des accès</w:t>
+              <w:t>Utilisation</w:t>
+            </w:r>
+            <w:proofErr w:type="gramEnd"/>
+            <w:r>
+              <w:rPr>
+                <w:rFonts w:ascii="Calibri" w:eastAsia="Calibri" w:hAnsi="Calibri" w:cs="Calibri"/>
+                <w:color w:val="222222"/>
+                <w:sz w:val="17"/>
+                <w:szCs w:val="17"/>
+              </w:rPr>
+              <w:t xml:space="preserve"> de requêtes préparées (</w:t>
+            </w:r>
+            <w:proofErr w:type="spellStart"/>
+            <w:r>
+              <w:rPr>
+                <w:rFonts w:ascii="Calibri" w:eastAsia="Calibri" w:hAnsi="Calibri" w:cs="Calibri"/>
+                <w:color w:val="222222"/>
+                <w:sz w:val="17"/>
+                <w:szCs w:val="17"/>
+              </w:rPr>
+              <w:t>mysqli</w:t>
+            </w:r>
+            <w:proofErr w:type="spellEnd"/>
+            <w:r>
+              <w:rPr>
+                <w:rFonts w:ascii="Calibri" w:eastAsia="Calibri" w:hAnsi="Calibri" w:cs="Calibri"/>
+                <w:color w:val="222222"/>
+                <w:sz w:val="17"/>
+                <w:szCs w:val="17"/>
+              </w:rPr>
+              <w:t>) et de sessions PHP pour la sécurité des accès</w:t>
             </w:r>
           </w:p>
           <w:p>
             <w:pPr>
               <w:spacing w:after="15"/>
+              <w:rPr>
+                <w:color w:val="2E74B5" w:themeColor="accent5" w:themeShade="BF"/>
+              </w:rPr>
             </w:pPr>
             <w:hyperlink r:id="rId8" w:history="1">
               <w:r>
                 <w:rPr>
                   <w:rFonts w:ascii="Calibri" w:eastAsia="Calibri" w:hAnsi="Calibri" w:cs="Calibri"/>
-                  <w:color w:val="1F8A70"/>
+                  <w:color w:val="2E74B5" w:themeColor="accent5" w:themeShade="BF"/>
                   <w:sz w:val="18"/>
                   <w:szCs w:val="18"/>
                   <w:u w:val="single"/>
@@ -1255,24 +1969,65 @@
           <w:p>
             <w:pPr>
               <w:spacing w:after="25"/>
+              <w:rPr>
+                <w:color w:val="2E74B5" w:themeColor="accent5" w:themeShade="BF"/>
+              </w:rPr>
             </w:pPr>
             <w:r>
               <w:rPr>
                 <w:rFonts w:ascii="Calibri" w:eastAsia="Calibri" w:hAnsi="Calibri" w:cs="Calibri"/>
                 <w:i/>
                 <w:iCs/>
-                <w:color w:val="1F8A70"/>
+                <w:color w:val="2E74B5" w:themeColor="accent5" w:themeShade="BF"/>
                 <w:sz w:val="16"/>
                 <w:szCs w:val="16"/>
               </w:rPr>
-              <w:t>Flutter, Dart, Firebase Firestore</w:t>
-            </w:r>
+              <w:t xml:space="preserve">Flutter, Dart, </w:t>
+            </w:r>
+            <w:proofErr w:type="spellStart"/>
+            <w:r>
+              <w:rPr>
+                <w:rFonts w:ascii="Calibri" w:eastAsia="Calibri" w:hAnsi="Calibri" w:cs="Calibri"/>
+                <w:i/>
+                <w:iCs/>
+                <w:color w:val="2E74B5" w:themeColor="accent5" w:themeShade="BF"/>
+                <w:sz w:val="16"/>
+                <w:szCs w:val="16"/>
+              </w:rPr>
+              <w:t>Firebase</w:t>
+            </w:r>
+            <w:proofErr w:type="spellEnd"/>
+            <w:r>
+              <w:rPr>
+                <w:rFonts w:ascii="Calibri" w:eastAsia="Calibri" w:hAnsi="Calibri" w:cs="Calibri"/>
+                <w:i/>
+                <w:iCs/>
+                <w:color w:val="2E74B5" w:themeColor="accent5" w:themeShade="BF"/>
+                <w:sz w:val="16"/>
+                <w:szCs w:val="16"/>
+              </w:rPr>
+              <w:t xml:space="preserve"> </w:t>
+            </w:r>
+            <w:proofErr w:type="spellStart"/>
+            <w:r>
+              <w:rPr>
+                <w:rFonts w:ascii="Calibri" w:eastAsia="Calibri" w:hAnsi="Calibri" w:cs="Calibri"/>
+                <w:i/>
+                <w:iCs/>
+                <w:color w:val="2E74B5" w:themeColor="accent5" w:themeShade="BF"/>
+                <w:sz w:val="16"/>
+                <w:szCs w:val="16"/>
+              </w:rPr>
+              <w:t>Firestore</w:t>
+            </w:r>
+            <w:proofErr w:type="spellEnd"/>
           </w:p>
           <w:p>
             <w:pPr>
               <w:spacing w:after="15" w:line="225" w:lineRule="auto"/>
               <w:ind w:left="220" w:hanging="150"/>
             </w:pPr>
+            <w:proofErr w:type="gramStart"/>
             <w:r>
               <w:rPr>
                 <w:rFonts w:ascii="Calibri" w:eastAsia="Calibri" w:hAnsi="Calibri" w:cs="Calibri"/>
@@ -1289,7 +2044,77 @@
                 <w:sz w:val="17"/>
                 <w:szCs w:val="17"/>
               </w:rPr>
-              <w:t>Développement d'une application mobile de gestion de rédacteurs connectée à Firebase Firestore, avec opérations CRUD complètes et affichage en temps réel (StreamBuilder)</w:t>
+              <w:t>Développement</w:t>
+            </w:r>
+            <w:proofErr w:type="gramEnd"/>
+            <w:r>
+              <w:rPr>
+                <w:rFonts w:ascii="Calibri" w:eastAsia="Calibri" w:hAnsi="Calibri" w:cs="Calibri"/>
+                <w:color w:val="222222"/>
+                <w:sz w:val="17"/>
+                <w:szCs w:val="17"/>
+              </w:rPr>
+              <w:t xml:space="preserve"> d'une application mobile de gestion de rédacteurs connectée à </w:t>
+            </w:r>
+            <w:proofErr w:type="spellStart"/>
+            <w:r>
+              <w:rPr>
+                <w:rFonts w:ascii="Calibri" w:eastAsia="Calibri" w:hAnsi="Calibri" w:cs="Calibri"/>
+                <w:color w:val="222222"/>
+                <w:sz w:val="17"/>
+                <w:szCs w:val="17"/>
+              </w:rPr>
+              <w:t>Firebase</w:t>
+            </w:r>
+            <w:proofErr w:type="spellEnd"/>
+            <w:r>
+              <w:rPr>
+                <w:rFonts w:ascii="Calibri" w:eastAsia="Calibri" w:hAnsi="Calibri" w:cs="Calibri"/>
+                <w:color w:val="222222"/>
+                <w:sz w:val="17"/>
+                <w:szCs w:val="17"/>
+              </w:rPr>
+              <w:t xml:space="preserve"> </w:t>
+            </w:r>
+            <w:proofErr w:type="spellStart"/>
+            <w:r>
+              <w:rPr>
+                <w:rFonts w:ascii="Calibri" w:eastAsia="Calibri" w:hAnsi="Calibri" w:cs="Calibri"/>
+                <w:color w:val="222222"/>
+                <w:sz w:val="17"/>
+                <w:szCs w:val="17"/>
+              </w:rPr>
+              <w:t>Firestore</w:t>
+            </w:r>
+            <w:proofErr w:type="spellEnd"/>
+            <w:r>
+              <w:rPr>
+                <w:rFonts w:ascii="Calibri" w:eastAsia="Calibri" w:hAnsi="Calibri" w:cs="Calibri"/>
+                <w:color w:val="222222"/>
+                <w:sz w:val="17"/>
+                <w:szCs w:val="17"/>
+              </w:rPr>
+              <w:t>, avec opérations CRUD complètes et affichage en temps réel (</w:t>
+            </w:r>
+            <w:proofErr w:type="spellStart"/>
+            <w:r>
+              <w:rPr>
+                <w:rFonts w:ascii="Calibri" w:eastAsia="Calibri" w:hAnsi="Calibri" w:cs="Calibri"/>
+                <w:color w:val="222222"/>
+                <w:sz w:val="17"/>
+                <w:szCs w:val="17"/>
+              </w:rPr>
+              <w:t>StreamBuilder</w:t>
+            </w:r>
+            <w:proofErr w:type="spellEnd"/>
+            <w:r>
+              <w:rPr>
+                <w:rFonts w:ascii="Calibri" w:eastAsia="Calibri" w:hAnsi="Calibri" w:cs="Calibri"/>
+                <w:color w:val="222222"/>
+                <w:sz w:val="17"/>
+                <w:szCs w:val="17"/>
+              </w:rPr>
+              <w:t>)</w:t>
             </w:r>
           </w:p>
           <w:p>
@@ -1297,6 +2122,7 @@
               <w:spacing w:after="15" w:line="225" w:lineRule="auto"/>
               <w:ind w:left="220" w:hanging="150"/>
             </w:pPr>
+            <w:proofErr w:type="gramStart"/>
             <w:r>
               <w:rPr>
                 <w:rFonts w:ascii="Calibri" w:eastAsia="Calibri" w:hAnsi="Calibri" w:cs="Calibri"/>
@@ -1313,7 +2139,17 @@
                 <w:sz w:val="17"/>
                 <w:szCs w:val="17"/>
               </w:rPr>
-              <w:t>Navigation multi-écrans, validation de formulaires et confirmations utilisateur avant chaque action</w:t>
+              <w:t>Navigation</w:t>
+            </w:r>
+            <w:proofErr w:type="gramEnd"/>
+            <w:r>
+              <w:rPr>
+                <w:rFonts w:ascii="Calibri" w:eastAsia="Calibri" w:hAnsi="Calibri" w:cs="Calibri"/>
+                <w:color w:val="222222"/>
+                <w:sz w:val="17"/>
+                <w:szCs w:val="17"/>
+              </w:rPr>
+              <w:t xml:space="preserve"> multi-écrans, validation de formulaires et confirmations utilisateur avant chaque action</w:t>
             </w:r>
           </w:p>
           <w:p>
@@ -1350,24 +2186,41 @@
           <w:p>
             <w:pPr>
               <w:spacing w:after="25"/>
+              <w:rPr>
+                <w:color w:val="2E74B5" w:themeColor="accent5" w:themeShade="BF"/>
+              </w:rPr>
             </w:pPr>
             <w:r>
               <w:rPr>
                 <w:rFonts w:ascii="Calibri" w:eastAsia="Calibri" w:hAnsi="Calibri" w:cs="Calibri"/>
                 <w:i/>
                 <w:iCs/>
-                <w:color w:val="1F8A70"/>
+                <w:color w:val="2E74B5" w:themeColor="accent5" w:themeShade="BF"/>
                 <w:sz w:val="16"/>
                 <w:szCs w:val="16"/>
               </w:rPr>
-              <w:t>App Inventor</w:t>
-            </w:r>
+              <w:t xml:space="preserve">App </w:t>
+            </w:r>
+            <w:proofErr w:type="spellStart"/>
+            <w:r>
+              <w:rPr>
+                <w:rFonts w:ascii="Calibri" w:eastAsia="Calibri" w:hAnsi="Calibri" w:cs="Calibri"/>
+                <w:i/>
+                <w:iCs/>
+                <w:color w:val="2E74B5" w:themeColor="accent5" w:themeShade="BF"/>
+                <w:sz w:val="16"/>
+                <w:szCs w:val="16"/>
+              </w:rPr>
+              <w:t>Inventor</w:t>
+            </w:r>
+            <w:proofErr w:type="spellEnd"/>
           </w:p>
           <w:p>
             <w:pPr>
               <w:spacing w:after="15" w:line="225" w:lineRule="auto"/>
               <w:ind w:left="220" w:hanging="150"/>
             </w:pPr>
+            <w:proofErr w:type="gramStart"/>
             <w:r>
               <w:rPr>
                 <w:rFonts w:ascii="Calibri" w:eastAsia="Calibri" w:hAnsi="Calibri" w:cs="Calibri"/>
@@ -1384,7 +2237,17 @@
                 <w:sz w:val="17"/>
                 <w:szCs w:val="17"/>
               </w:rPr>
-              <w:t>Conception de plusieurs applications Android : bloc-notes, attrape-taupe, lampe torche, calculatrice</w:t>
+              <w:t>Conception</w:t>
+            </w:r>
+            <w:proofErr w:type="gramEnd"/>
+            <w:r>
+              <w:rPr>
+                <w:rFonts w:ascii="Calibri" w:eastAsia="Calibri" w:hAnsi="Calibri" w:cs="Calibri"/>
+                <w:color w:val="222222"/>
+                <w:sz w:val="17"/>
+                <w:szCs w:val="17"/>
+              </w:rPr>
+              <w:t xml:space="preserve"> de plusieurs applications Android : bloc-notes, attrape-taupe, lampe torche, calculatrice</w:t>
             </w:r>
           </w:p>
           <w:p>
@@ -1421,13 +2284,16 @@
           <w:p>
             <w:pPr>
               <w:spacing w:after="25"/>
+              <w:rPr>
+                <w:color w:val="2E74B5" w:themeColor="accent5" w:themeShade="BF"/>
+              </w:rPr>
             </w:pPr>
             <w:r>
               <w:rPr>
                 <w:rFonts w:ascii="Calibri" w:eastAsia="Calibri" w:hAnsi="Calibri" w:cs="Calibri"/>
                 <w:i/>
                 <w:iCs/>
-                <w:color w:val="1F8A70"/>
+                <w:color w:val="2E74B5" w:themeColor="accent5" w:themeShade="BF"/>
                 <w:sz w:val="16"/>
                 <w:szCs w:val="16"/>
               </w:rPr>
@@ -1439,6 +2305,7 @@
               <w:spacing w:after="15" w:line="225" w:lineRule="auto"/>
               <w:ind w:left="220" w:hanging="150"/>
             </w:pPr>
+            <w:proofErr w:type="gramStart"/>
             <w:r>
               <w:rPr>
                 <w:rFonts w:ascii="Calibri" w:eastAsia="Calibri" w:hAnsi="Calibri" w:cs="Calibri"/>
@@ -1455,7 +2322,17 @@
                 <w:sz w:val="17"/>
                 <w:szCs w:val="17"/>
               </w:rPr>
-              <w:t>Conception et développement d'un site personnel présentant compétences et projets</w:t>
+              <w:t>Conception</w:t>
+            </w:r>
+            <w:proofErr w:type="gramEnd"/>
+            <w:r>
+              <w:rPr>
+                <w:rFonts w:ascii="Calibri" w:eastAsia="Calibri" w:hAnsi="Calibri" w:cs="Calibri"/>
+                <w:color w:val="222222"/>
+                <w:sz w:val="17"/>
+                <w:szCs w:val="17"/>
+              </w:rPr>
+              <w:t xml:space="preserve"> et développement d'un site personnel présentant compétences et projets</w:t>
             </w:r>
           </w:p>
           <w:p>
@@ -1463,16 +2340,18 @@
               <w:spacing w:after="15"/>
             </w:pPr>
             <w:hyperlink r:id="rId9" w:history="1">
+              <w:proofErr w:type="spellStart"/>
               <w:r>
                 <w:rPr>
                   <w:rFonts w:ascii="Calibri" w:eastAsia="Calibri" w:hAnsi="Calibri" w:cs="Calibri"/>
-                  <w:color w:val="1F8A70"/>
+                  <w:color w:val="2E74B5" w:themeColor="accent5" w:themeShade="BF"/>
                   <w:sz w:val="18"/>
                   <w:szCs w:val="18"/>
                   <w:u w:val="single"/>
                 </w:rPr>
                 <w:t>saguintaah-nathanael.vercel.app</w:t>
               </w:r>
+              <w:proofErr w:type="spellEnd"/>
             </w:hyperlink>
           </w:p>
           <w:p>
@@ -1515,12 +2394,6 @@
               <w:gridCol w:w="4150"/>
             </w:tblGrid>
             <w:tr>
-              <w:tblPrEx>
-                <w:tblCellMar>
-                  <w:top w:w="0" w:type="dxa"/>
-                  <w:bottom w:w="0" w:type="dxa"/>
-                </w:tblCellMar>
-              </w:tblPrEx>
               <w:tc>
                 <w:tcPr>
                   <w:tcW w:w="4150" w:type="dxa"/>
@@ -1541,6 +2414,7 @@
                   <w:pPr>
                     <w:spacing w:after="10"/>
                   </w:pPr>
+                  <w:proofErr w:type="spellStart"/>
                   <w:r>
                     <w:rPr>
                       <w:rFonts w:ascii="Calibri" w:eastAsia="Calibri" w:hAnsi="Calibri" w:cs="Calibri"/>
@@ -1550,7 +2424,19 @@
                       <w:sz w:val="18"/>
                       <w:szCs w:val="18"/>
                     </w:rPr>
-                    <w:t>Amoussou Ayétché</w:t>
+                    <w:t>Amoussou</w:t>
+                  </w:r>
+                  <w:proofErr w:type="spellEnd"/>
+                  <w:r>
+                    <w:rPr>
+                      <w:rFonts w:ascii="Calibri" w:eastAsia="Calibri" w:hAnsi="Calibri" w:cs="Calibri"/>
+                      <w:b/>
+                      <w:bCs/>
+                      <w:color w:val="1F2A44"/>
+                      <w:sz w:val="18"/>
+                      <w:szCs w:val="18"/>
+                    </w:rPr>
+                    <w:t xml:space="preserve"> Ayétché</w:t>
                   </w:r>
                 </w:p>
                 <w:p>
@@ -1585,7 +2471,7 @@
                   <w:r>
                     <w:rPr>
                       <w:rFonts w:ascii="Calibri" w:eastAsia="Calibri" w:hAnsi="Calibri" w:cs="Calibri"/>
-                      <w:color w:val="1F8A70"/>
+                      <w:color w:val="2E74B5" w:themeColor="accent5" w:themeShade="BF"/>
                       <w:sz w:val="17"/>
                       <w:szCs w:val="17"/>
                     </w:rPr>
@@ -1669,7 +2555,7 @@
                   <w:r>
                     <w:rPr>
                       <w:rFonts w:ascii="Calibri" w:eastAsia="Calibri" w:hAnsi="Calibri" w:cs="Calibri"/>
-                      <w:color w:val="1F8A70"/>
+                      <w:color w:val="2E74B5" w:themeColor="accent5" w:themeShade="BF"/>
                       <w:sz w:val="17"/>
                       <w:szCs w:val="17"/>
                     </w:rPr>
